--- a/Word/Module 2/DOCX/Realises/M2_02_Realise_Styles_Modele.docx
+++ b/Word/Module 2/DOCX/Realises/M2_02_Realise_Styles_Modele.docx
@@ -5,53 +5,97 @@
     <w:p>
       <w:pPr>
         <w:pStyle w:val="Title"/>
+        <w:spacing w:after="160" w:before="0"/>
       </w:pPr>
       <w:r>
+        <w:rPr>
+          <w:rFonts w:ascii="Calibri" w:hAnsi="Calibri" w:eastAsia="Calibri"/>
+          <w:sz w:val="22"/>
+        </w:rPr>
         <w:t>Rapport d'activité</w:t>
       </w:r>
     </w:p>
     <w:p>
       <w:pPr>
-        <w:pStyle w:val="Heading1"/>
+        <w:pStyle w:val="TitreCHC"/>
+        <w:spacing w:after="160" w:before="0"/>
       </w:pPr>
       <w:r>
+        <w:rPr>
+          <w:rFonts w:ascii="Calibri" w:hAnsi="Calibri" w:eastAsia="Calibri"/>
+          <w:sz w:val="22"/>
+        </w:rPr>
         <w:t>Introduction</w:t>
       </w:r>
     </w:p>
     <w:p>
+      <w:pPr>
+        <w:pStyle w:val="CorpsCHC"/>
+        <w:spacing w:after="160" w:before="0"/>
+      </w:pPr>
       <w:r>
-        <w:t>Texte courant au style Normal, homogène sur tout le document.</w:t>
+        <w:rPr>
+          <w:rFonts w:ascii="Calibri" w:hAnsi="Calibri" w:eastAsia="Calibri"/>
+          <w:sz w:val="22"/>
+        </w:rPr>
+        <w:t>Texte courant au style CorpsCHC, homogène sur tout le document.</w:t>
       </w:r>
     </w:p>
     <w:p>
       <w:pPr>
-        <w:pStyle w:val="Heading1"/>
+        <w:pStyle w:val="TitreCHC"/>
+        <w:spacing w:after="160" w:before="0"/>
       </w:pPr>
       <w:r>
+        <w:rPr>
+          <w:rFonts w:ascii="Calibri" w:hAnsi="Calibri" w:eastAsia="Calibri"/>
+          <w:sz w:val="22"/>
+        </w:rPr>
         <w:t>Bilan</w:t>
       </w:r>
     </w:p>
     <w:p>
+      <w:pPr>
+        <w:pStyle w:val="CorpsCHC"/>
+        <w:spacing w:after="160" w:before="0"/>
+      </w:pPr>
       <w:r>
-        <w:t>Les espacements et retraits sont désormais gérés par les styles.</w:t>
+        <w:rPr>
+          <w:rFonts w:ascii="Calibri" w:hAnsi="Calibri" w:eastAsia="Calibri"/>
+          <w:sz w:val="22"/>
+        </w:rPr>
+        <w:t>Les espacements et retraits sont désormais gérés par les styles, plus par des retraits manuels.</w:t>
       </w:r>
     </w:p>
     <w:p>
       <w:pPr>
-        <w:pStyle w:val="Heading1"/>
+        <w:pStyle w:val="TitreCHC"/>
+        <w:spacing w:after="160" w:before="0"/>
       </w:pPr>
       <w:r>
+        <w:rPr>
+          <w:rFonts w:ascii="Calibri" w:hAnsi="Calibri" w:eastAsia="Calibri"/>
+          <w:sz w:val="22"/>
+        </w:rPr>
         <w:t>Perspectives</w:t>
       </w:r>
     </w:p>
     <w:p>
+      <w:pPr>
+        <w:pStyle w:val="CorpsCHC"/>
+        <w:spacing w:after="160" w:before="0"/>
+      </w:pPr>
       <w:r>
-        <w:t>Conclusion au style Normal ; l'ensemble est enregistré comme modèle réutilisable.</w:t>
+        <w:rPr>
+          <w:rFonts w:ascii="Calibri" w:hAnsi="Calibri" w:eastAsia="Calibri"/>
+          <w:sz w:val="22"/>
+        </w:rPr>
+        <w:t>Conclusion au style CorpsCHC. Le style suivant du TitreCHC est CorpsCHC. L'ensemble est enregistré comme modèle réutilisable M2_02_Realise_Modele.dotx.</w:t>
       </w:r>
     </w:p>
     <w:sectPr>
-      <w:pgSz w:w="12240" w:h="15840"/>
-      <w:pgMar w:top="1440" w:right="1800" w:bottom="1440" w:left="1800" w:header="720" w:footer="720" w:gutter="0"/>
+      <w:pgSz w:w="11906" w:h="16838"/>
+      <w:pgMar w:top="1134" w:right="1417" w:bottom="1134" w:left="1417" w:header="720" w:footer="720" w:gutter="0"/>
       <w:cols w:space="720"/>
       <w:docGrid w:linePitch="360"/>
     </w:sectPr>
@@ -12104,6 +12148,31 @@
         <w:shd w:val="clear" w:color="auto" w:fill="FBCAA2" w:themeFill="accent6" w:themeFillTint="7F"/>
       </w:tcPr>
     </w:tblStylePr>
+  </w:style>
+  <w:style w:type="paragraph" w:customStyle="1" w:styleId="TitreCHC">
+    <w:name w:val="TitreCHC"/>
+    <w:basedOn w:val="Heading1"/>
+    <w:next w:val="CorpsCHC"/>
+    <w:pPr>
+      <w:spacing w:before="280" w:after="160"/>
+    </w:pPr>
+    <w:rPr>
+      <w:rFonts w:ascii="Calibri" w:hAnsi="Calibri"/>
+      <w:b/>
+      <w:color w:val="2B579A"/>
+      <w:sz w:val="32"/>
+    </w:rPr>
+  </w:style>
+  <w:style w:type="paragraph" w:customStyle="1" w:styleId="CorpsCHC">
+    <w:name w:val="CorpsCHC"/>
+    <w:basedOn w:val="Normal"/>
+    <w:pPr>
+      <w:spacing w:after="160" w:line="360" w:lineRule="auto"/>
+    </w:pPr>
+    <w:rPr>
+      <w:rFonts w:ascii="Calibri" w:hAnsi="Calibri"/>
+      <w:sz w:val="22"/>
+    </w:rPr>
   </w:style>
 </w:styles>
 </file>
